--- a/Document/SCI_SE_01.ProjectProposal.docx
+++ b/Document/SCI_SE_01.ProjectProposal.docx
@@ -1493,7 +1493,7 @@
                 <w:sz w:val="26"/>
                 <w:szCs w:val="26"/>
               </w:rPr>
-              <w:t>ThS.Phan</w:t>
+              <w:t>ThS</w:t>
             </w:r>
             <w:proofErr w:type="spellEnd"/>
             <w:r>
@@ -1503,7 +1503,25 @@
                 <w:sz w:val="26"/>
                 <w:szCs w:val="26"/>
               </w:rPr>
-              <w:t xml:space="preserve"> Long</w:t>
+              <w:t>.</w:t>
+            </w:r>
+            <w:r>
+              <w:rPr>
+                <w:b/>
+                <w:bCs/>
+                <w:sz w:val="26"/>
+                <w:szCs w:val="26"/>
+              </w:rPr>
+              <w:t xml:space="preserve"> </w:t>
+            </w:r>
+            <w:r>
+              <w:rPr>
+                <w:b/>
+                <w:bCs/>
+                <w:sz w:val="26"/>
+                <w:szCs w:val="26"/>
+              </w:rPr>
+              <w:t>Phan Long</w:t>
             </w:r>
           </w:p>
           <w:p>
@@ -1869,7 +1887,7 @@
                 <w:sz w:val="26"/>
                 <w:szCs w:val="26"/>
               </w:rPr>
-              <w:t>0889227802</w:t>
+              <w:t>0934179305</w:t>
             </w:r>
           </w:p>
         </w:tc>
@@ -2119,7 +2137,7 @@
                 <w:sz w:val="26"/>
                 <w:szCs w:val="26"/>
               </w:rPr>
-              <w:t>0338891226</w:t>
+              <w:t>0793946182</w:t>
             </w:r>
           </w:p>
         </w:tc>
@@ -2298,7 +2316,7 @@
                 <w:sz w:val="26"/>
                 <w:szCs w:val="26"/>
               </w:rPr>
-              <w:t>0777488329</w:t>
+              <w:t>0931603379</w:t>
             </w:r>
           </w:p>
         </w:tc>
@@ -2467,7 +2485,7 @@
                 <w:sz w:val="26"/>
                 <w:szCs w:val="26"/>
               </w:rPr>
-              <w:t>0792233972</w:t>
+              <w:t>0985827144</w:t>
             </w:r>
           </w:p>
         </w:tc>
@@ -2648,7 +2666,7 @@
                 <w:sz w:val="26"/>
                 <w:szCs w:val="26"/>
               </w:rPr>
-              <w:t>0943608034</w:t>
+              <w:t>0919298220</w:t>
             </w:r>
           </w:p>
         </w:tc>
@@ -4494,16 +4512,21 @@
               </w:rPr>
             </w:pPr>
             <w:proofErr w:type="spellStart"/>
-            <w:proofErr w:type="gramStart"/>
             <w:r>
               <w:rPr>
                 <w:bCs/>
                 <w:szCs w:val="26"/>
               </w:rPr>
-              <w:t>Th.S</w:t>
+              <w:t>ThS</w:t>
             </w:r>
             <w:proofErr w:type="spellEnd"/>
-            <w:proofErr w:type="gramEnd"/>
+            <w:r>
+              <w:rPr>
+                <w:bCs/>
+                <w:szCs w:val="26"/>
+              </w:rPr>
+              <w:t>.</w:t>
+            </w:r>
             <w:r>
               <w:rPr>
                 <w:bCs/>
@@ -4828,16 +4851,21 @@
               </w:rPr>
             </w:pPr>
             <w:proofErr w:type="spellStart"/>
-            <w:proofErr w:type="gramStart"/>
             <w:r>
               <w:rPr>
                 <w:bCs/>
                 <w:szCs w:val="26"/>
               </w:rPr>
-              <w:t>Th.S</w:t>
+              <w:t>ThS</w:t>
             </w:r>
             <w:proofErr w:type="spellEnd"/>
-            <w:proofErr w:type="gramEnd"/>
+            <w:r>
+              <w:rPr>
+                <w:bCs/>
+                <w:szCs w:val="26"/>
+              </w:rPr>
+              <w:t>.</w:t>
+            </w:r>
             <w:r>
               <w:rPr>
                 <w:bCs/>
@@ -46821,30 +46849,14 @@
           <w:sz w:val="26"/>
           <w:szCs w:val="26"/>
         </w:rPr>
-        <w:t xml:space="preserve">: </w:t>
-      </w:r>
-      <w:proofErr w:type="spellStart"/>
-      <w:r>
-        <w:rPr>
-          <w:sz w:val="26"/>
-          <w:szCs w:val="26"/>
-        </w:rPr>
-        <w:t>Git</w:t>
-      </w:r>
-      <w:r>
-        <w:rPr>
-          <w:sz w:val="26"/>
-          <w:szCs w:val="26"/>
-        </w:rPr>
-        <w:t>hub</w:t>
-      </w:r>
-      <w:proofErr w:type="spellEnd"/>
-      <w:r>
-        <w:rPr>
-          <w:sz w:val="26"/>
-          <w:szCs w:val="26"/>
-        </w:rPr>
-        <w:t>, Gitlab.</w:t>
+        <w:t>: Gi</w:t>
+      </w:r>
+      <w:r>
+        <w:rPr>
+          <w:sz w:val="26"/>
+          <w:szCs w:val="26"/>
+        </w:rPr>
+        <w:t>t</w:t>
       </w:r>
     </w:p>
     <w:p>
